--- a/dokumentumok/Tesztesetek_NagyLevédSámuel_TóthTamás.docx
+++ b/dokumentumok/Tesztesetek_NagyLevédSámuel_TóthTamás.docx
@@ -2576,6 +2576,9 @@
         <w:ind w:firstLine="0"/>
       </w:pPr>
       <w:r>
+        <w:rPr>
+          <w:noProof/>
+        </w:rPr>
         <w:drawing>
           <wp:inline distT="0" distB="0" distL="0" distR="0" wp14:anchorId="118E3833" wp14:editId="6384352A">
             <wp:extent cx="6030595" cy="2632710"/>
@@ -2734,23 +2737,7 @@
           <w:b/>
           <w:bCs/>
         </w:rPr>
-        <w:t>register-weak-</w:t>
-      </w:r>
-      <w:proofErr w:type="gramStart"/>
-      <w:r>
-        <w:rPr>
-          <w:b/>
-          <w:bCs/>
-        </w:rPr>
-        <w:t>password.spec</w:t>
-      </w:r>
-      <w:proofErr w:type="gramEnd"/>
-      <w:r>
-        <w:rPr>
-          <w:b/>
-          <w:bCs/>
-        </w:rPr>
-        <w:t>.ts</w:t>
+        <w:t>register-weak-password.spec.ts</w:t>
       </w:r>
       <w:proofErr w:type="spellEnd"/>
       <w:r>
@@ -2758,14 +2745,7 @@
           <w:b/>
           <w:bCs/>
         </w:rPr>
-        <w:t xml:space="preserve"> </w:t>
-      </w:r>
-      <w:r>
-        <w:rPr>
-          <w:b/>
-          <w:bCs/>
-        </w:rPr>
-        <w:t>–</w:t>
+        <w:t xml:space="preserve"> –</w:t>
       </w:r>
       <w:proofErr w:type="spellStart"/>
       <w:r>
@@ -2806,6 +2786,9 @@
     </w:p>
     <w:p>
       <w:r>
+        <w:rPr>
+          <w:noProof/>
+        </w:rPr>
         <w:drawing>
           <wp:inline distT="0" distB="0" distL="0" distR="0" wp14:anchorId="32D86A8A" wp14:editId="48EB1E62">
             <wp:extent cx="6030595" cy="2742565"/>
@@ -2983,25 +2966,23 @@
           <w:bCs/>
           <w:lang w:eastAsia="hu-HU"/>
         </w:rPr>
-        <w:t>register-</w:t>
-      </w:r>
-      <w:proofErr w:type="gramStart"/>
-      <w:r>
-        <w:rPr>
-          <w:b/>
-          <w:bCs/>
-          <w:lang w:eastAsia="hu-HU"/>
-        </w:rPr>
-        <w:t>checkbox.spec</w:t>
-      </w:r>
-      <w:proofErr w:type="gramEnd"/>
-      <w:r>
-        <w:rPr>
-          <w:b/>
-          <w:bCs/>
-          <w:lang w:eastAsia="hu-HU"/>
-        </w:rPr>
-        <w:t>.ts</w:t>
+        <w:t>register</w:t>
+      </w:r>
+      <w:r>
+        <w:rPr>
+          <w:b/>
+          <w:bCs/>
+          <w:lang w:eastAsia="hu-HU"/>
+        </w:rPr>
+        <w:t>-terms-not-accepted</w:t>
+      </w:r>
+      <w:r>
+        <w:rPr>
+          <w:b/>
+          <w:bCs/>
+          <w:lang w:eastAsia="hu-HU"/>
+        </w:rPr>
+        <w:t>.spec.ts</w:t>
       </w:r>
       <w:proofErr w:type="spellEnd"/>
       <w:r>
@@ -3018,7 +2999,7 @@
           <w:bCs/>
           <w:lang w:eastAsia="hu-HU"/>
         </w:rPr>
-        <w:t>–</w:t>
+        <w:t>--</w:t>
       </w:r>
       <w:proofErr w:type="spellStart"/>
       <w:r>
@@ -3071,6 +3052,7 @@
         <w:rPr>
           <w:b/>
           <w:bCs/>
+          <w:noProof/>
           <w:lang w:eastAsia="hu-HU"/>
         </w:rPr>
         <w:drawing>
@@ -3237,25 +3219,7 @@
           <w:bCs/>
           <w:lang w:eastAsia="hu-HU"/>
         </w:rPr>
-        <w:t>register-password-</w:t>
-      </w:r>
-      <w:proofErr w:type="gramStart"/>
-      <w:r>
-        <w:rPr>
-          <w:b/>
-          <w:bCs/>
-          <w:lang w:eastAsia="hu-HU"/>
-        </w:rPr>
-        <w:t>mismatch.spec</w:t>
-      </w:r>
-      <w:proofErr w:type="gramEnd"/>
-      <w:r>
-        <w:rPr>
-          <w:b/>
-          <w:bCs/>
-          <w:lang w:eastAsia="hu-HU"/>
-        </w:rPr>
-        <w:t>.ts</w:t>
+        <w:t>register-password-mismatch.spec.ts</w:t>
       </w:r>
       <w:proofErr w:type="spellEnd"/>
       <w:r>
@@ -3272,7 +3236,7 @@
           <w:bCs/>
           <w:lang w:eastAsia="hu-HU"/>
         </w:rPr>
-        <w:t>–</w:t>
+        <w:t>--</w:t>
       </w:r>
       <w:proofErr w:type="spellStart"/>
       <w:r>
@@ -3332,6 +3296,7 @@
       </w:pPr>
       <w:r>
         <w:rPr>
+          <w:noProof/>
           <w:lang w:eastAsia="hu-HU"/>
         </w:rPr>
         <w:drawing>
@@ -3504,25 +3469,7 @@
           <w:bCs/>
           <w:lang w:eastAsia="hu-HU"/>
         </w:rPr>
-        <w:t>register-invalid-</w:t>
-      </w:r>
-      <w:proofErr w:type="gramStart"/>
-      <w:r>
-        <w:rPr>
-          <w:b/>
-          <w:bCs/>
-          <w:lang w:eastAsia="hu-HU"/>
-        </w:rPr>
-        <w:t>email.spec</w:t>
-      </w:r>
-      <w:proofErr w:type="gramEnd"/>
-      <w:r>
-        <w:rPr>
-          <w:b/>
-          <w:bCs/>
-          <w:lang w:eastAsia="hu-HU"/>
-        </w:rPr>
-        <w:t>.ts</w:t>
+        <w:t>register-invalid-email.spec.ts</w:t>
       </w:r>
       <w:proofErr w:type="spellEnd"/>
       <w:r>
@@ -3599,6 +3546,7 @@
       </w:pPr>
       <w:r>
         <w:rPr>
+          <w:noProof/>
           <w:lang w:eastAsia="hu-HU"/>
         </w:rPr>
         <w:drawing>
@@ -3793,23 +3741,13 @@
         <w:t xml:space="preserve"> test </w:t>
       </w:r>
       <w:proofErr w:type="spellStart"/>
-      <w:proofErr w:type="gramStart"/>
-      <w:r>
-        <w:rPr>
-          <w:b/>
-          <w:bCs/>
-          <w:lang w:eastAsia="hu-HU"/>
-        </w:rPr>
-        <w:t>login.spec</w:t>
-      </w:r>
-      <w:proofErr w:type="gramEnd"/>
-      <w:r>
-        <w:rPr>
-          <w:b/>
-          <w:bCs/>
-          <w:lang w:eastAsia="hu-HU"/>
-        </w:rPr>
-        <w:t>.ts</w:t>
+      <w:r>
+        <w:rPr>
+          <w:b/>
+          <w:bCs/>
+          <w:lang w:eastAsia="hu-HU"/>
+        </w:rPr>
+        <w:t>login.spec.ts</w:t>
       </w:r>
       <w:proofErr w:type="spellEnd"/>
       <w:r>
@@ -3894,6 +3832,7 @@
       </w:pPr>
       <w:r>
         <w:rPr>
+          <w:noProof/>
           <w:lang w:eastAsia="hu-HU"/>
         </w:rPr>
         <w:drawing>
@@ -4074,23 +4013,13 @@
         <w:t xml:space="preserve"> test login-</w:t>
       </w:r>
       <w:proofErr w:type="spellStart"/>
-      <w:proofErr w:type="gramStart"/>
-      <w:r>
-        <w:rPr>
-          <w:b/>
-          <w:bCs/>
-          <w:lang w:eastAsia="hu-HU"/>
-        </w:rPr>
-        <w:t>fail.spec</w:t>
-      </w:r>
-      <w:proofErr w:type="gramEnd"/>
-      <w:r>
-        <w:rPr>
-          <w:b/>
-          <w:bCs/>
-          <w:lang w:eastAsia="hu-HU"/>
-        </w:rPr>
-        <w:t>.ts</w:t>
+      <w:r>
+        <w:rPr>
+          <w:b/>
+          <w:bCs/>
+          <w:lang w:eastAsia="hu-HU"/>
+        </w:rPr>
+        <w:t>invalid</w:t>
       </w:r>
       <w:proofErr w:type="spellEnd"/>
       <w:r>
@@ -4099,6 +4028,32 @@
           <w:bCs/>
           <w:lang w:eastAsia="hu-HU"/>
         </w:rPr>
+        <w:t>-</w:t>
+      </w:r>
+      <w:proofErr w:type="spellStart"/>
+      <w:r>
+        <w:rPr>
+          <w:b/>
+          <w:bCs/>
+          <w:lang w:eastAsia="hu-HU"/>
+        </w:rPr>
+        <w:t>password</w:t>
+      </w:r>
+      <w:r>
+        <w:rPr>
+          <w:b/>
+          <w:bCs/>
+          <w:lang w:eastAsia="hu-HU"/>
+        </w:rPr>
+        <w:t>.spec.ts</w:t>
+      </w:r>
+      <w:proofErr w:type="spellEnd"/>
+      <w:r>
+        <w:rPr>
+          <w:b/>
+          <w:bCs/>
+          <w:lang w:eastAsia="hu-HU"/>
+        </w:rPr>
         <w:t xml:space="preserve"> </w:t>
       </w:r>
       <w:r>
@@ -4167,6 +4122,7 @@
       </w:pPr>
       <w:r>
         <w:rPr>
+          <w:noProof/>
           <w:lang w:eastAsia="hu-HU"/>
         </w:rPr>
         <w:drawing>
@@ -4333,23 +4289,13 @@
         <w:t xml:space="preserve"> test </w:t>
       </w:r>
       <w:proofErr w:type="spellStart"/>
-      <w:proofErr w:type="gramStart"/>
-      <w:r>
-        <w:rPr>
-          <w:b/>
-          <w:bCs/>
-          <w:lang w:eastAsia="hu-HU"/>
-        </w:rPr>
-        <w:t>logout.spec</w:t>
-      </w:r>
-      <w:proofErr w:type="gramEnd"/>
-      <w:r>
-        <w:rPr>
-          <w:b/>
-          <w:bCs/>
-          <w:lang w:eastAsia="hu-HU"/>
-        </w:rPr>
-        <w:t>.ts</w:t>
+      <w:r>
+        <w:rPr>
+          <w:b/>
+          <w:bCs/>
+          <w:lang w:eastAsia="hu-HU"/>
+        </w:rPr>
+        <w:t>logout.spec.ts</w:t>
       </w:r>
       <w:proofErr w:type="spellEnd"/>
       <w:r>
@@ -4416,6 +4362,7 @@
       </w:pPr>
       <w:r>
         <w:rPr>
+          <w:noProof/>
           <w:lang w:eastAsia="hu-HU"/>
         </w:rPr>
         <w:drawing>
@@ -4610,23 +4557,21 @@
           <w:b/>
           <w:bCs/>
         </w:rPr>
-        <w:t>student-</w:t>
-      </w:r>
-      <w:proofErr w:type="gramStart"/>
-      <w:r>
-        <w:rPr>
-          <w:b/>
-          <w:bCs/>
-        </w:rPr>
-        <w:t>setup.spec</w:t>
-      </w:r>
-      <w:proofErr w:type="gramEnd"/>
-      <w:r>
-        <w:rPr>
-          <w:b/>
-          <w:bCs/>
-        </w:rPr>
-        <w:t>.ts</w:t>
+        <w:t>student</w:t>
+      </w:r>
+      <w:r>
+        <w:rPr>
+          <w:b/>
+          <w:bCs/>
+        </w:rPr>
+        <w:t>_</w:t>
+      </w:r>
+      <w:r>
+        <w:rPr>
+          <w:b/>
+          <w:bCs/>
+        </w:rPr>
+        <w:t>setup.spec.ts</w:t>
       </w:r>
       <w:proofErr w:type="spellEnd"/>
       <w:r>
@@ -4685,6 +4630,9 @@
         <w:ind w:firstLine="0"/>
       </w:pPr>
       <w:r>
+        <w:rPr>
+          <w:noProof/>
+        </w:rPr>
         <w:drawing>
           <wp:inline distT="0" distB="0" distL="0" distR="0" wp14:anchorId="543ED64A" wp14:editId="4C5F3E17">
             <wp:extent cx="6030595" cy="3779520"/>
@@ -4805,43 +4753,80 @@
       </w:r>
     </w:p>
     <w:p>
+      <w:pPr>
+        <w:rPr>
+          <w:b/>
+          <w:bCs/>
+        </w:rPr>
+      </w:pPr>
       <w:proofErr w:type="spellStart"/>
       <w:r>
+        <w:rPr>
+          <w:b/>
+          <w:bCs/>
+        </w:rPr>
         <w:t>npx</w:t>
       </w:r>
       <w:proofErr w:type="spellEnd"/>
       <w:r>
+        <w:rPr>
+          <w:b/>
+          <w:bCs/>
+        </w:rPr>
         <w:t xml:space="preserve"> </w:t>
       </w:r>
       <w:proofErr w:type="spellStart"/>
       <w:r>
+        <w:rPr>
+          <w:b/>
+          <w:bCs/>
+        </w:rPr>
         <w:t>playwright</w:t>
       </w:r>
       <w:proofErr w:type="spellEnd"/>
       <w:r>
+        <w:rPr>
+          <w:b/>
+          <w:bCs/>
+        </w:rPr>
         <w:t xml:space="preserve"> test </w:t>
       </w:r>
       <w:proofErr w:type="spellStart"/>
       <w:r>
-        <w:t>teacher-</w:t>
-      </w:r>
-      <w:proofErr w:type="gramStart"/>
-      <w:r>
-        <w:t>setup.spec</w:t>
-      </w:r>
-      <w:proofErr w:type="gramEnd"/>
-      <w:r>
-        <w:t>.ts</w:t>
+        <w:rPr>
+          <w:b/>
+          <w:bCs/>
+        </w:rPr>
+        <w:t>teacher</w:t>
+      </w:r>
+      <w:r>
+        <w:rPr>
+          <w:b/>
+          <w:bCs/>
+        </w:rPr>
+        <w:t>_</w:t>
+      </w:r>
+      <w:r>
+        <w:rPr>
+          <w:b/>
+          <w:bCs/>
+        </w:rPr>
+        <w:t>setup.spec.ts</w:t>
       </w:r>
       <w:proofErr w:type="spellEnd"/>
       <w:r>
-        <w:t xml:space="preserve"> </w:t>
-      </w:r>
-      <w:r>
-        <w:t>–</w:t>
+        <w:rPr>
+          <w:b/>
+          <w:bCs/>
+        </w:rPr>
+        <w:t xml:space="preserve"> –</w:t>
       </w:r>
       <w:proofErr w:type="spellStart"/>
       <w:r>
+        <w:rPr>
+          <w:b/>
+          <w:bCs/>
+        </w:rPr>
         <w:t>headed</w:t>
       </w:r>
       <w:proofErr w:type="spellEnd"/>
@@ -4869,6 +4854,9 @@
         <w:ind w:firstLine="0"/>
       </w:pPr>
       <w:r>
+        <w:rPr>
+          <w:noProof/>
+        </w:rPr>
         <w:drawing>
           <wp:inline distT="0" distB="0" distL="0" distR="0" wp14:anchorId="64332D12" wp14:editId="411E6D45">
             <wp:extent cx="6030595" cy="3612515"/>
@@ -5075,23 +5063,7 @@
           <w:b/>
           <w:bCs/>
         </w:rPr>
-        <w:t>admin-create-</w:t>
-      </w:r>
-      <w:proofErr w:type="gramStart"/>
-      <w:r>
-        <w:rPr>
-          <w:b/>
-          <w:bCs/>
-        </w:rPr>
-        <w:t>school.spec</w:t>
-      </w:r>
-      <w:proofErr w:type="gramEnd"/>
-      <w:r>
-        <w:rPr>
-          <w:b/>
-          <w:bCs/>
-        </w:rPr>
-        <w:t>.ts</w:t>
+        <w:t>admin_school-profile.spec.ts</w:t>
       </w:r>
       <w:proofErr w:type="spellEnd"/>
       <w:r>
@@ -5099,14 +5071,7 @@
           <w:b/>
           <w:bCs/>
         </w:rPr>
-        <w:t xml:space="preserve"> </w:t>
-      </w:r>
-      <w:r>
-        <w:rPr>
-          <w:b/>
-          <w:bCs/>
-        </w:rPr>
-        <w:t>–</w:t>
+        <w:t xml:space="preserve"> --</w:t>
       </w:r>
       <w:proofErr w:type="spellStart"/>
       <w:r>
@@ -5130,8 +5095,17 @@
           <w:b/>
           <w:bCs/>
         </w:rPr>
-        <w:t>--headed</w:t>
-      </w:r>
+        <w:t>--</w:t>
+      </w:r>
+      <w:proofErr w:type="spellStart"/>
+      <w:r>
+        <w:rPr>
+          <w:b/>
+          <w:bCs/>
+        </w:rPr>
+        <w:t>headed</w:t>
+      </w:r>
+      <w:proofErr w:type="spellEnd"/>
       <w:r>
         <w:t xml:space="preserve"> opció lehetővé teszi a vizuális ellenőrzést.</w:t>
       </w:r>
@@ -5141,6 +5115,9 @@
         <w:ind w:firstLine="0"/>
       </w:pPr>
       <w:r>
+        <w:rPr>
+          <w:noProof/>
+        </w:rPr>
         <w:drawing>
           <wp:inline distT="0" distB="0" distL="0" distR="0" wp14:anchorId="3AA665BF" wp14:editId="2195D049">
             <wp:extent cx="6030595" cy="5424805"/>
@@ -5333,25 +5310,7 @@
           <w:bCs/>
           <w:lang w:eastAsia="hu-HU"/>
         </w:rPr>
-        <w:t>admin-duplicate-</w:t>
-      </w:r>
-      <w:proofErr w:type="gramStart"/>
-      <w:r>
-        <w:rPr>
-          <w:b/>
-          <w:bCs/>
-          <w:lang w:eastAsia="hu-HU"/>
-        </w:rPr>
-        <w:t>school.spec</w:t>
-      </w:r>
-      <w:proofErr w:type="gramEnd"/>
-      <w:r>
-        <w:rPr>
-          <w:b/>
-          <w:bCs/>
-          <w:lang w:eastAsia="hu-HU"/>
-        </w:rPr>
-        <w:t>.ts</w:t>
+        <w:t>admin_school-profile-duplicate.spec.ts</w:t>
       </w:r>
       <w:proofErr w:type="spellEnd"/>
       <w:r>
@@ -5360,15 +5319,7 @@
           <w:bCs/>
           <w:lang w:eastAsia="hu-HU"/>
         </w:rPr>
-        <w:t xml:space="preserve"> </w:t>
-      </w:r>
-      <w:r>
-        <w:rPr>
-          <w:b/>
-          <w:bCs/>
-          <w:lang w:eastAsia="hu-HU"/>
-        </w:rPr>
-        <w:t>–</w:t>
+        <w:t xml:space="preserve"> --</w:t>
       </w:r>
       <w:proofErr w:type="spellStart"/>
       <w:r>
@@ -5418,6 +5369,7 @@
       </w:pPr>
       <w:r>
         <w:rPr>
+          <w:noProof/>
           <w:lang w:eastAsia="hu-HU"/>
         </w:rPr>
         <w:drawing>
